--- a/evrak/olcme/kontrol-listesi.docx
+++ b/evrak/olcme/kontrol-listesi.docx
@@ -250,19 +250,6 @@
     </w:tbl>
     <w:p>
       <w:pPr>
-        <w:spacing w:after="40"/>
-        <w:jc w:val="left"/>
-      </w:pPr>
-      <w:r>
-        <w:rPr>
-          <w:b w:val="0"/>
-          <w:sz w:val="18"/>
-        </w:rPr>
-        <w:t>Sınıf listesi: {OGRENCILER}</w:t>
-      </w:r>
-    </w:p>
-    <w:p>
-      <w:pPr>
         <w:spacing w:after="80"/>
         <w:jc w:val="left"/>
       </w:pPr>
@@ -505,6 +492,7 @@
               <w:rPr>
                 <w:sz w:val="20"/>
               </w:rPr>
+              <w:t>{OGRENCI1}</w:t>
             </w:r>
           </w:p>
         </w:tc>
@@ -599,6 +587,7 @@
               <w:rPr>
                 <w:sz w:val="20"/>
               </w:rPr>
+              <w:t>{OGRENCI2}</w:t>
             </w:r>
           </w:p>
         </w:tc>
@@ -693,6 +682,7 @@
               <w:rPr>
                 <w:sz w:val="20"/>
               </w:rPr>
+              <w:t>{OGRENCI3}</w:t>
             </w:r>
           </w:p>
         </w:tc>
@@ -787,6 +777,7 @@
               <w:rPr>
                 <w:sz w:val="20"/>
               </w:rPr>
+              <w:t>{OGRENCI4}</w:t>
             </w:r>
           </w:p>
         </w:tc>
@@ -881,6 +872,7 @@
               <w:rPr>
                 <w:sz w:val="20"/>
               </w:rPr>
+              <w:t>{OGRENCI5}</w:t>
             </w:r>
           </w:p>
         </w:tc>
@@ -975,6 +967,7 @@
               <w:rPr>
                 <w:sz w:val="20"/>
               </w:rPr>
+              <w:t>{OGRENCI6}</w:t>
             </w:r>
           </w:p>
         </w:tc>
@@ -1069,6 +1062,7 @@
               <w:rPr>
                 <w:sz w:val="20"/>
               </w:rPr>
+              <w:t>{OGRENCI7}</w:t>
             </w:r>
           </w:p>
         </w:tc>
@@ -1163,6 +1157,7 @@
               <w:rPr>
                 <w:sz w:val="20"/>
               </w:rPr>
+              <w:t>{OGRENCI8}</w:t>
             </w:r>
           </w:p>
         </w:tc>
@@ -1257,6 +1252,7 @@
               <w:rPr>
                 <w:sz w:val="20"/>
               </w:rPr>
+              <w:t>{OGRENCI9}</w:t>
             </w:r>
           </w:p>
         </w:tc>
@@ -1351,6 +1347,7 @@
               <w:rPr>
                 <w:sz w:val="20"/>
               </w:rPr>
+              <w:t>{OGRENCI10}</w:t>
             </w:r>
           </w:p>
         </w:tc>
@@ -1445,6 +1442,7 @@
               <w:rPr>
                 <w:sz w:val="20"/>
               </w:rPr>
+              <w:t>{OGRENCI11}</w:t>
             </w:r>
           </w:p>
         </w:tc>
@@ -1539,6 +1537,7 @@
               <w:rPr>
                 <w:sz w:val="20"/>
               </w:rPr>
+              <w:t>{OGRENCI12}</w:t>
             </w:r>
           </w:p>
         </w:tc>
@@ -1633,6 +1632,7 @@
               <w:rPr>
                 <w:sz w:val="20"/>
               </w:rPr>
+              <w:t>{OGRENCI13}</w:t>
             </w:r>
           </w:p>
         </w:tc>
@@ -1727,6 +1727,7 @@
               <w:rPr>
                 <w:sz w:val="20"/>
               </w:rPr>
+              <w:t>{OGRENCI14}</w:t>
             </w:r>
           </w:p>
         </w:tc>
@@ -1821,6 +1822,7 @@
               <w:rPr>
                 <w:sz w:val="20"/>
               </w:rPr>
+              <w:t>{OGRENCI15}</w:t>
             </w:r>
           </w:p>
         </w:tc>
@@ -1915,6 +1917,7 @@
               <w:rPr>
                 <w:sz w:val="20"/>
               </w:rPr>
+              <w:t>{OGRENCI16}</w:t>
             </w:r>
           </w:p>
         </w:tc>
@@ -2009,6 +2012,7 @@
               <w:rPr>
                 <w:sz w:val="20"/>
               </w:rPr>
+              <w:t>{OGRENCI17}</w:t>
             </w:r>
           </w:p>
         </w:tc>
@@ -2103,6 +2107,7 @@
               <w:rPr>
                 <w:sz w:val="20"/>
               </w:rPr>
+              <w:t>{OGRENCI18}</w:t>
             </w:r>
           </w:p>
         </w:tc>
@@ -2197,6 +2202,7 @@
               <w:rPr>
                 <w:sz w:val="20"/>
               </w:rPr>
+              <w:t>{OGRENCI19}</w:t>
             </w:r>
           </w:p>
         </w:tc>
@@ -2291,6 +2297,482 @@
               <w:rPr>
                 <w:sz w:val="20"/>
               </w:rPr>
+              <w:t>{OGRENCI20}</w:t>
+            </w:r>
+          </w:p>
+        </w:tc>
+        <w:tc>
+          <w:tcPr>
+            <w:tcW w:type="dxa" w:w="1247"/>
+          </w:tcPr>
+          <w:p>
+            <w:r/>
+            <w:r>
+              <w:rPr>
+                <w:sz w:val="20"/>
+              </w:rPr>
+            </w:r>
+          </w:p>
+        </w:tc>
+        <w:tc>
+          <w:tcPr>
+            <w:tcW w:type="dxa" w:w="1247"/>
+          </w:tcPr>
+          <w:p>
+            <w:r/>
+            <w:r>
+              <w:rPr>
+                <w:sz w:val="20"/>
+              </w:rPr>
+            </w:r>
+          </w:p>
+        </w:tc>
+        <w:tc>
+          <w:tcPr>
+            <w:tcW w:type="dxa" w:w="1247"/>
+          </w:tcPr>
+          <w:p>
+            <w:r/>
+            <w:r>
+              <w:rPr>
+                <w:sz w:val="20"/>
+              </w:rPr>
+            </w:r>
+          </w:p>
+        </w:tc>
+        <w:tc>
+          <w:tcPr>
+            <w:tcW w:type="dxa" w:w="1247"/>
+          </w:tcPr>
+          <w:p>
+            <w:r/>
+            <w:r>
+              <w:rPr>
+                <w:sz w:val="20"/>
+              </w:rPr>
+            </w:r>
+          </w:p>
+        </w:tc>
+        <w:tc>
+          <w:tcPr>
+            <w:tcW w:type="dxa" w:w="1247"/>
+          </w:tcPr>
+          <w:p>
+            <w:r/>
+            <w:r>
+              <w:rPr>
+                <w:sz w:val="20"/>
+              </w:rPr>
+            </w:r>
+          </w:p>
+        </w:tc>
+      </w:tr>
+      <w:tr>
+        <w:tc>
+          <w:tcPr>
+            <w:tcW w:type="dxa" w:w="737"/>
+          </w:tcPr>
+          <w:p>
+            <w:r/>
+            <w:r>
+              <w:rPr>
+                <w:sz w:val="20"/>
+              </w:rPr>
+              <w:t>21</w:t>
+            </w:r>
+          </w:p>
+        </w:tc>
+        <w:tc>
+          <w:tcPr>
+            <w:tcW w:type="dxa" w:w="2948"/>
+          </w:tcPr>
+          <w:p>
+            <w:r/>
+            <w:r>
+              <w:rPr>
+                <w:sz w:val="20"/>
+              </w:rPr>
+              <w:t>{OGRENCI21}</w:t>
+            </w:r>
+          </w:p>
+        </w:tc>
+        <w:tc>
+          <w:tcPr>
+            <w:tcW w:type="dxa" w:w="1247"/>
+          </w:tcPr>
+          <w:p>
+            <w:r/>
+            <w:r>
+              <w:rPr>
+                <w:sz w:val="20"/>
+              </w:rPr>
+            </w:r>
+          </w:p>
+        </w:tc>
+        <w:tc>
+          <w:tcPr>
+            <w:tcW w:type="dxa" w:w="1247"/>
+          </w:tcPr>
+          <w:p>
+            <w:r/>
+            <w:r>
+              <w:rPr>
+                <w:sz w:val="20"/>
+              </w:rPr>
+            </w:r>
+          </w:p>
+        </w:tc>
+        <w:tc>
+          <w:tcPr>
+            <w:tcW w:type="dxa" w:w="1247"/>
+          </w:tcPr>
+          <w:p>
+            <w:r/>
+            <w:r>
+              <w:rPr>
+                <w:sz w:val="20"/>
+              </w:rPr>
+            </w:r>
+          </w:p>
+        </w:tc>
+        <w:tc>
+          <w:tcPr>
+            <w:tcW w:type="dxa" w:w="1247"/>
+          </w:tcPr>
+          <w:p>
+            <w:r/>
+            <w:r>
+              <w:rPr>
+                <w:sz w:val="20"/>
+              </w:rPr>
+            </w:r>
+          </w:p>
+        </w:tc>
+        <w:tc>
+          <w:tcPr>
+            <w:tcW w:type="dxa" w:w="1247"/>
+          </w:tcPr>
+          <w:p>
+            <w:r/>
+            <w:r>
+              <w:rPr>
+                <w:sz w:val="20"/>
+              </w:rPr>
+            </w:r>
+          </w:p>
+        </w:tc>
+      </w:tr>
+      <w:tr>
+        <w:tc>
+          <w:tcPr>
+            <w:tcW w:type="dxa" w:w="737"/>
+          </w:tcPr>
+          <w:p>
+            <w:r/>
+            <w:r>
+              <w:rPr>
+                <w:sz w:val="20"/>
+              </w:rPr>
+              <w:t>22</w:t>
+            </w:r>
+          </w:p>
+        </w:tc>
+        <w:tc>
+          <w:tcPr>
+            <w:tcW w:type="dxa" w:w="2948"/>
+          </w:tcPr>
+          <w:p>
+            <w:r/>
+            <w:r>
+              <w:rPr>
+                <w:sz w:val="20"/>
+              </w:rPr>
+              <w:t>{OGRENCI22}</w:t>
+            </w:r>
+          </w:p>
+        </w:tc>
+        <w:tc>
+          <w:tcPr>
+            <w:tcW w:type="dxa" w:w="1247"/>
+          </w:tcPr>
+          <w:p>
+            <w:r/>
+            <w:r>
+              <w:rPr>
+                <w:sz w:val="20"/>
+              </w:rPr>
+            </w:r>
+          </w:p>
+        </w:tc>
+        <w:tc>
+          <w:tcPr>
+            <w:tcW w:type="dxa" w:w="1247"/>
+          </w:tcPr>
+          <w:p>
+            <w:r/>
+            <w:r>
+              <w:rPr>
+                <w:sz w:val="20"/>
+              </w:rPr>
+            </w:r>
+          </w:p>
+        </w:tc>
+        <w:tc>
+          <w:tcPr>
+            <w:tcW w:type="dxa" w:w="1247"/>
+          </w:tcPr>
+          <w:p>
+            <w:r/>
+            <w:r>
+              <w:rPr>
+                <w:sz w:val="20"/>
+              </w:rPr>
+            </w:r>
+          </w:p>
+        </w:tc>
+        <w:tc>
+          <w:tcPr>
+            <w:tcW w:type="dxa" w:w="1247"/>
+          </w:tcPr>
+          <w:p>
+            <w:r/>
+            <w:r>
+              <w:rPr>
+                <w:sz w:val="20"/>
+              </w:rPr>
+            </w:r>
+          </w:p>
+        </w:tc>
+        <w:tc>
+          <w:tcPr>
+            <w:tcW w:type="dxa" w:w="1247"/>
+          </w:tcPr>
+          <w:p>
+            <w:r/>
+            <w:r>
+              <w:rPr>
+                <w:sz w:val="20"/>
+              </w:rPr>
+            </w:r>
+          </w:p>
+        </w:tc>
+      </w:tr>
+      <w:tr>
+        <w:tc>
+          <w:tcPr>
+            <w:tcW w:type="dxa" w:w="737"/>
+          </w:tcPr>
+          <w:p>
+            <w:r/>
+            <w:r>
+              <w:rPr>
+                <w:sz w:val="20"/>
+              </w:rPr>
+              <w:t>23</w:t>
+            </w:r>
+          </w:p>
+        </w:tc>
+        <w:tc>
+          <w:tcPr>
+            <w:tcW w:type="dxa" w:w="2948"/>
+          </w:tcPr>
+          <w:p>
+            <w:r/>
+            <w:r>
+              <w:rPr>
+                <w:sz w:val="20"/>
+              </w:rPr>
+              <w:t>{OGRENCI23}</w:t>
+            </w:r>
+          </w:p>
+        </w:tc>
+        <w:tc>
+          <w:tcPr>
+            <w:tcW w:type="dxa" w:w="1247"/>
+          </w:tcPr>
+          <w:p>
+            <w:r/>
+            <w:r>
+              <w:rPr>
+                <w:sz w:val="20"/>
+              </w:rPr>
+            </w:r>
+          </w:p>
+        </w:tc>
+        <w:tc>
+          <w:tcPr>
+            <w:tcW w:type="dxa" w:w="1247"/>
+          </w:tcPr>
+          <w:p>
+            <w:r/>
+            <w:r>
+              <w:rPr>
+                <w:sz w:val="20"/>
+              </w:rPr>
+            </w:r>
+          </w:p>
+        </w:tc>
+        <w:tc>
+          <w:tcPr>
+            <w:tcW w:type="dxa" w:w="1247"/>
+          </w:tcPr>
+          <w:p>
+            <w:r/>
+            <w:r>
+              <w:rPr>
+                <w:sz w:val="20"/>
+              </w:rPr>
+            </w:r>
+          </w:p>
+        </w:tc>
+        <w:tc>
+          <w:tcPr>
+            <w:tcW w:type="dxa" w:w="1247"/>
+          </w:tcPr>
+          <w:p>
+            <w:r/>
+            <w:r>
+              <w:rPr>
+                <w:sz w:val="20"/>
+              </w:rPr>
+            </w:r>
+          </w:p>
+        </w:tc>
+        <w:tc>
+          <w:tcPr>
+            <w:tcW w:type="dxa" w:w="1247"/>
+          </w:tcPr>
+          <w:p>
+            <w:r/>
+            <w:r>
+              <w:rPr>
+                <w:sz w:val="20"/>
+              </w:rPr>
+            </w:r>
+          </w:p>
+        </w:tc>
+      </w:tr>
+      <w:tr>
+        <w:tc>
+          <w:tcPr>
+            <w:tcW w:type="dxa" w:w="737"/>
+          </w:tcPr>
+          <w:p>
+            <w:r/>
+            <w:r>
+              <w:rPr>
+                <w:sz w:val="20"/>
+              </w:rPr>
+              <w:t>24</w:t>
+            </w:r>
+          </w:p>
+        </w:tc>
+        <w:tc>
+          <w:tcPr>
+            <w:tcW w:type="dxa" w:w="2948"/>
+          </w:tcPr>
+          <w:p>
+            <w:r/>
+            <w:r>
+              <w:rPr>
+                <w:sz w:val="20"/>
+              </w:rPr>
+              <w:t>{OGRENCI24}</w:t>
+            </w:r>
+          </w:p>
+        </w:tc>
+        <w:tc>
+          <w:tcPr>
+            <w:tcW w:type="dxa" w:w="1247"/>
+          </w:tcPr>
+          <w:p>
+            <w:r/>
+            <w:r>
+              <w:rPr>
+                <w:sz w:val="20"/>
+              </w:rPr>
+            </w:r>
+          </w:p>
+        </w:tc>
+        <w:tc>
+          <w:tcPr>
+            <w:tcW w:type="dxa" w:w="1247"/>
+          </w:tcPr>
+          <w:p>
+            <w:r/>
+            <w:r>
+              <w:rPr>
+                <w:sz w:val="20"/>
+              </w:rPr>
+            </w:r>
+          </w:p>
+        </w:tc>
+        <w:tc>
+          <w:tcPr>
+            <w:tcW w:type="dxa" w:w="1247"/>
+          </w:tcPr>
+          <w:p>
+            <w:r/>
+            <w:r>
+              <w:rPr>
+                <w:sz w:val="20"/>
+              </w:rPr>
+            </w:r>
+          </w:p>
+        </w:tc>
+        <w:tc>
+          <w:tcPr>
+            <w:tcW w:type="dxa" w:w="1247"/>
+          </w:tcPr>
+          <w:p>
+            <w:r/>
+            <w:r>
+              <w:rPr>
+                <w:sz w:val="20"/>
+              </w:rPr>
+            </w:r>
+          </w:p>
+        </w:tc>
+        <w:tc>
+          <w:tcPr>
+            <w:tcW w:type="dxa" w:w="1247"/>
+          </w:tcPr>
+          <w:p>
+            <w:r/>
+            <w:r>
+              <w:rPr>
+                <w:sz w:val="20"/>
+              </w:rPr>
+            </w:r>
+          </w:p>
+        </w:tc>
+      </w:tr>
+      <w:tr>
+        <w:tc>
+          <w:tcPr>
+            <w:tcW w:type="dxa" w:w="737"/>
+          </w:tcPr>
+          <w:p>
+            <w:r/>
+            <w:r>
+              <w:rPr>
+                <w:sz w:val="20"/>
+              </w:rPr>
+              <w:t>25</w:t>
+            </w:r>
+          </w:p>
+        </w:tc>
+        <w:tc>
+          <w:tcPr>
+            <w:tcW w:type="dxa" w:w="2948"/>
+          </w:tcPr>
+          <w:p>
+            <w:r/>
+            <w:r>
+              <w:rPr>
+                <w:sz w:val="20"/>
+              </w:rPr>
+              <w:t>{OGRENCI25}</w:t>
             </w:r>
           </w:p>
         </w:tc>
